--- a/flow/20230914_vu_template/drafts/2023-11-u/10-ПТ-апп.Єраста, Олімпа.docx
+++ b/flow/20230914_vu_template/drafts/2023-11-u/10-ПТ-апп.Єраста, Олімпа.docx
@@ -5855,6 +5855,55 @@
       </w:r>
     </w:p>
     <w:p>
+      <w:pPr/>
+      <w:r>
+        <w:rPr>
+          <w:rFonts w:ascii="Times New Roman" w:hAnsi="Times New Roman"/>
+          <w:i/>
+          <w:color w:val="FF0000"/>
+          <w:sz w:val="24"/>
+        </w:rPr>
+        <w:t>Тропар (г. 3):</w:t>
+      </w:r>
+      <w:r>
+        <w:rPr>
+          <w:rFonts w:ascii="Times New Roman" w:hAnsi="Times New Roman"/>
+          <w:color w:val="FF0000"/>
+          <w:sz w:val="24"/>
+        </w:rPr>
+        <w:t xml:space="preserve"> </w:t>
+      </w:r>
+      <w:r>
+        <w:rPr>
+          <w:rFonts w:ascii="Times New Roman" w:hAnsi="Times New Roman"/>
+          <w:color w:val="000000"/>
+          <w:sz w:val="24"/>
+        </w:rPr>
+        <w:t>Апостоли святі, моліть милостивог</w:t>
+      </w:r>
+      <w:r>
+        <w:rPr>
+          <w:rFonts w:ascii="Times New Roman" w:hAnsi="Times New Roman"/>
+          <w:color w:val="000000"/>
+          <w:sz w:val="24"/>
+        </w:rPr>
+        <w:t>о Бога,* щоб відпущення прогрішень подав душам нашим.</w:t>
+      </w:r>
+    </w:p>
+    <w:p>
+      <w:pPr/>
+      <w:r>
+        <w:rPr>
+          <w:b/>
+        </w:rPr>
+        <w:t xml:space="preserve">Слава, і нині: </w:t>
+      </w:r>
+      <w:r>
+        <w:rPr/>
+        <w:t>богородичний</w:t>
+      </w:r>
+    </w:p>
+    <w:p>
       <w:pPr>
         <w:pStyle w:val="Heading3"/>
         <w:spacing w:after="120" w:before="0" w:lineRule="auto"/>
@@ -10747,10 +10796,9 @@
           <w:rFonts w:ascii="Times New Roman" w:cs="Times New Roman" w:eastAsia="Times New Roman" w:hAnsi="Times New Roman"/>
           <w:i w:val="1"/>
           <w:color w:val="ff0000"/>
-          <w:highlight w:val="yellow"/>
-          <w:rtl w:val="0"/>
-        </w:rPr>
-        <w:t xml:space="preserve">???</w:t>
+          <w:rtl w:val="0"/>
+        </w:rPr>
+        <w:t>3</w:t>
       </w:r>
       <w:r>
         <w:rPr>
@@ -11142,6 +11190,55 @@
       </w:r>
     </w:p>
     <w:p>
+      <w:pPr/>
+      <w:r>
+        <w:rPr>
+          <w:rFonts w:ascii="Times New Roman" w:hAnsi="Times New Roman"/>
+          <w:i/>
+          <w:color w:val="FF0000"/>
+          <w:sz w:val="24"/>
+        </w:rPr>
+        <w:t>Тропар (г. 3):</w:t>
+      </w:r>
+      <w:r>
+        <w:rPr>
+          <w:rFonts w:ascii="Times New Roman" w:hAnsi="Times New Roman"/>
+          <w:color w:val="FF0000"/>
+          <w:sz w:val="24"/>
+        </w:rPr>
+        <w:t xml:space="preserve"> </w:t>
+      </w:r>
+      <w:r>
+        <w:rPr>
+          <w:rFonts w:ascii="Times New Roman" w:hAnsi="Times New Roman"/>
+          <w:color w:val="000000"/>
+          <w:sz w:val="24"/>
+        </w:rPr>
+        <w:t>Апостоли святі, моліть милостивог</w:t>
+      </w:r>
+      <w:r>
+        <w:rPr>
+          <w:rFonts w:ascii="Times New Roman" w:hAnsi="Times New Roman"/>
+          <w:color w:val="000000"/>
+          <w:sz w:val="24"/>
+        </w:rPr>
+        <w:t>о Бога,* щоб відпущення прогрішень подав душам нашим.</w:t>
+      </w:r>
+    </w:p>
+    <w:p>
+      <w:pPr/>
+      <w:r>
+        <w:rPr>
+          <w:b/>
+        </w:rPr>
+        <w:t xml:space="preserve">Слава, і нині: </w:t>
+      </w:r>
+      <w:r>
+        <w:rPr/>
+        <w:t>богородичний</w:t>
+      </w:r>
+    </w:p>
+    <w:p>
       <w:pPr>
         <w:pStyle w:val="Heading3"/>
         <w:spacing w:after="120" w:before="0" w:lineRule="auto"/>
@@ -11616,6 +11713,55 @@
       </w:r>
     </w:p>
     <w:p>
+      <w:pPr/>
+      <w:r>
+        <w:rPr>
+          <w:rFonts w:ascii="Times New Roman" w:hAnsi="Times New Roman"/>
+          <w:i/>
+          <w:color w:val="FF0000"/>
+          <w:sz w:val="24"/>
+        </w:rPr>
+        <w:t>Тропар (г. 3):</w:t>
+      </w:r>
+      <w:r>
+        <w:rPr>
+          <w:rFonts w:ascii="Times New Roman" w:hAnsi="Times New Roman"/>
+          <w:color w:val="FF0000"/>
+          <w:sz w:val="24"/>
+        </w:rPr>
+        <w:t xml:space="preserve"> </w:t>
+      </w:r>
+      <w:r>
+        <w:rPr>
+          <w:rFonts w:ascii="Times New Roman" w:hAnsi="Times New Roman"/>
+          <w:color w:val="000000"/>
+          <w:sz w:val="24"/>
+        </w:rPr>
+        <w:t>Апостоли святі, моліть милостивог</w:t>
+      </w:r>
+      <w:r>
+        <w:rPr>
+          <w:rFonts w:ascii="Times New Roman" w:hAnsi="Times New Roman"/>
+          <w:color w:val="000000"/>
+          <w:sz w:val="24"/>
+        </w:rPr>
+        <w:t>о Бога,* щоб відпущення прогрішень подав душам нашим.</w:t>
+      </w:r>
+    </w:p>
+    <w:p>
+      <w:pPr/>
+      <w:r>
+        <w:rPr>
+          <w:b/>
+        </w:rPr>
+        <w:t xml:space="preserve">Слава, і нині: </w:t>
+      </w:r>
+      <w:r>
+        <w:rPr/>
+        <w:t>богородичний</w:t>
+      </w:r>
+    </w:p>
+    <w:p>
       <w:pPr>
         <w:pStyle w:val="Heading3"/>
         <w:spacing w:after="120" w:before="0" w:lineRule="auto"/>
@@ -12614,6 +12760,55 @@
       </w:r>
     </w:p>
     <w:p>
+      <w:pPr/>
+      <w:r>
+        <w:rPr>
+          <w:rFonts w:ascii="Times New Roman" w:hAnsi="Times New Roman"/>
+          <w:i/>
+          <w:color w:val="FF0000"/>
+          <w:sz w:val="24"/>
+        </w:rPr>
+        <w:t>Тропар (г. 3):</w:t>
+      </w:r>
+      <w:r>
+        <w:rPr>
+          <w:rFonts w:ascii="Times New Roman" w:hAnsi="Times New Roman"/>
+          <w:color w:val="FF0000"/>
+          <w:sz w:val="24"/>
+        </w:rPr>
+        <w:t xml:space="preserve"> </w:t>
+      </w:r>
+      <w:r>
+        <w:rPr>
+          <w:rFonts w:ascii="Times New Roman" w:hAnsi="Times New Roman"/>
+          <w:color w:val="000000"/>
+          <w:sz w:val="24"/>
+        </w:rPr>
+        <w:t>Апостоли святі, моліть милостивог</w:t>
+      </w:r>
+      <w:r>
+        <w:rPr>
+          <w:rFonts w:ascii="Times New Roman" w:hAnsi="Times New Roman"/>
+          <w:color w:val="000000"/>
+          <w:sz w:val="24"/>
+        </w:rPr>
+        <w:t>о Бога,* щоб відпущення прогрішень подав душам нашим.</w:t>
+      </w:r>
+    </w:p>
+    <w:p>
+      <w:pPr/>
+      <w:r>
+        <w:rPr>
+          <w:b/>
+        </w:rPr>
+        <w:t xml:space="preserve">Слава, і нині: </w:t>
+      </w:r>
+      <w:r>
+        <w:rPr/>
+        <w:t>богородичний</w:t>
+      </w:r>
+    </w:p>
+    <w:p>
       <w:pPr>
         <w:pStyle w:val="Heading3"/>
         <w:spacing w:after="120" w:before="0" w:lineRule="auto"/>
@@ -12997,6 +13192,55 @@
       </w:r>
     </w:p>
     <w:p>
+      <w:pPr/>
+      <w:r>
+        <w:rPr>
+          <w:rFonts w:ascii="Times New Roman" w:hAnsi="Times New Roman"/>
+          <w:i/>
+          <w:color w:val="FF0000"/>
+          <w:sz w:val="24"/>
+        </w:rPr>
+        <w:t>Тропар (г. 3):</w:t>
+      </w:r>
+      <w:r>
+        <w:rPr>
+          <w:rFonts w:ascii="Times New Roman" w:hAnsi="Times New Roman"/>
+          <w:color w:val="FF0000"/>
+          <w:sz w:val="24"/>
+        </w:rPr>
+        <w:t xml:space="preserve"> </w:t>
+      </w:r>
+      <w:r>
+        <w:rPr>
+          <w:rFonts w:ascii="Times New Roman" w:hAnsi="Times New Roman"/>
+          <w:color w:val="000000"/>
+          <w:sz w:val="24"/>
+        </w:rPr>
+        <w:t>Апостоли святі, моліть милостивог</w:t>
+      </w:r>
+      <w:r>
+        <w:rPr>
+          <w:rFonts w:ascii="Times New Roman" w:hAnsi="Times New Roman"/>
+          <w:color w:val="000000"/>
+          <w:sz w:val="24"/>
+        </w:rPr>
+        <w:t>о Бога,* щоб відпущення прогрішень подав душам нашим.</w:t>
+      </w:r>
+    </w:p>
+    <w:p>
+      <w:pPr/>
+      <w:r>
+        <w:rPr>
+          <w:b/>
+        </w:rPr>
+        <w:t xml:space="preserve">Слава, і нині: </w:t>
+      </w:r>
+      <w:r>
+        <w:rPr/>
+        <w:t>богородичний</w:t>
+      </w:r>
+    </w:p>
+    <w:p>
       <w:pPr>
         <w:pStyle w:val="Heading3"/>
         <w:spacing w:after="120" w:before="0" w:lineRule="auto"/>
@@ -13919,6 +14163,55 @@
         <w:rPr>
           <w:rtl w:val="0"/>
         </w:rPr>
+      </w:r>
+    </w:p>
+    <w:p>
+      <w:pPr/>
+      <w:r>
+        <w:rPr>
+          <w:rFonts w:ascii="Times New Roman" w:hAnsi="Times New Roman"/>
+          <w:i/>
+          <w:color w:val="FF0000"/>
+          <w:sz w:val="24"/>
+        </w:rPr>
+        <w:t>Тропар (г. 3):</w:t>
+      </w:r>
+      <w:r>
+        <w:rPr>
+          <w:rFonts w:ascii="Times New Roman" w:hAnsi="Times New Roman"/>
+          <w:color w:val="FF0000"/>
+          <w:sz w:val="24"/>
+        </w:rPr>
+        <w:t xml:space="preserve"> </w:t>
+      </w:r>
+      <w:r>
+        <w:rPr>
+          <w:rFonts w:ascii="Times New Roman" w:hAnsi="Times New Roman"/>
+          <w:color w:val="000000"/>
+          <w:sz w:val="24"/>
+        </w:rPr>
+        <w:t>Апостоли святі, моліть милостивог</w:t>
+      </w:r>
+      <w:r>
+        <w:rPr>
+          <w:rFonts w:ascii="Times New Roman" w:hAnsi="Times New Roman"/>
+          <w:color w:val="000000"/>
+          <w:sz w:val="24"/>
+        </w:rPr>
+        <w:t>о Бога,* щоб відпущення прогрішень подав душам нашим.</w:t>
+      </w:r>
+    </w:p>
+    <w:p>
+      <w:pPr/>
+      <w:r>
+        <w:rPr>
+          <w:b/>
+        </w:rPr>
+        <w:t xml:space="preserve">Слава, і нині: </w:t>
+      </w:r>
+      <w:r>
+        <w:rPr/>
+        <w:t>богородичний</w:t>
       </w:r>
     </w:p>
     <w:p>
@@ -17236,6 +17529,55 @@
         <w:rPr>
           <w:rtl w:val="0"/>
         </w:rPr>
+      </w:r>
+    </w:p>
+    <w:p>
+      <w:pPr/>
+      <w:r>
+        <w:rPr>
+          <w:rFonts w:ascii="Times New Roman" w:hAnsi="Times New Roman"/>
+          <w:i/>
+          <w:color w:val="FF0000"/>
+          <w:sz w:val="24"/>
+        </w:rPr>
+        <w:t>Тропар (г. 3):</w:t>
+      </w:r>
+      <w:r>
+        <w:rPr>
+          <w:rFonts w:ascii="Times New Roman" w:hAnsi="Times New Roman"/>
+          <w:color w:val="FF0000"/>
+          <w:sz w:val="24"/>
+        </w:rPr>
+        <w:t xml:space="preserve"> </w:t>
+      </w:r>
+      <w:r>
+        <w:rPr>
+          <w:rFonts w:ascii="Times New Roman" w:hAnsi="Times New Roman"/>
+          <w:color w:val="000000"/>
+          <w:sz w:val="24"/>
+        </w:rPr>
+        <w:t>Апостоли святі, моліть милостивог</w:t>
+      </w:r>
+      <w:r>
+        <w:rPr>
+          <w:rFonts w:ascii="Times New Roman" w:hAnsi="Times New Roman"/>
+          <w:color w:val="000000"/>
+          <w:sz w:val="24"/>
+        </w:rPr>
+        <w:t>о Бога,* щоб відпущення прогрішень подав душам нашим.</w:t>
+      </w:r>
+    </w:p>
+    <w:p>
+      <w:pPr/>
+      <w:r>
+        <w:rPr>
+          <w:b/>
+        </w:rPr>
+        <w:t xml:space="preserve">Слава, і нині: </w:t>
+      </w:r>
+      <w:r>
+        <w:rPr/>
+        <w:t>богородичний</w:t>
       </w:r>
     </w:p>
     <w:p>

--- a/flow/20230914_vu_template/drafts/2023-11-u/10-ПТ-апп.Єраста, Олімпа.docx
+++ b/flow/20230914_vu_template/drafts/2023-11-u/10-ПТ-апп.Єраста, Олімпа.docx
@@ -5855,55 +5855,6 @@
       </w:r>
     </w:p>
     <w:p>
-      <w:pPr/>
-      <w:r>
-        <w:rPr>
-          <w:rFonts w:ascii="Times New Roman" w:hAnsi="Times New Roman"/>
-          <w:i/>
-          <w:color w:val="FF0000"/>
-          <w:sz w:val="24"/>
-        </w:rPr>
-        <w:t>Тропар (г. 3):</w:t>
-      </w:r>
-      <w:r>
-        <w:rPr>
-          <w:rFonts w:ascii="Times New Roman" w:hAnsi="Times New Roman"/>
-          <w:color w:val="FF0000"/>
-          <w:sz w:val="24"/>
-        </w:rPr>
-        <w:t xml:space="preserve"> </w:t>
-      </w:r>
-      <w:r>
-        <w:rPr>
-          <w:rFonts w:ascii="Times New Roman" w:hAnsi="Times New Roman"/>
-          <w:color w:val="000000"/>
-          <w:sz w:val="24"/>
-        </w:rPr>
-        <w:t>Апостоли святі, моліть милостивог</w:t>
-      </w:r>
-      <w:r>
-        <w:rPr>
-          <w:rFonts w:ascii="Times New Roman" w:hAnsi="Times New Roman"/>
-          <w:color w:val="000000"/>
-          <w:sz w:val="24"/>
-        </w:rPr>
-        <w:t>о Бога,* щоб відпущення прогрішень подав душам нашим.</w:t>
-      </w:r>
-    </w:p>
-    <w:p>
-      <w:pPr/>
-      <w:r>
-        <w:rPr>
-          <w:b/>
-        </w:rPr>
-        <w:t xml:space="preserve">Слава, і нині: </w:t>
-      </w:r>
-      <w:r>
-        <w:rPr/>
-        <w:t>богородичний</w:t>
-      </w:r>
-    </w:p>
-    <w:p>
       <w:pPr>
         <w:pStyle w:val="Heading3"/>
         <w:spacing w:after="120" w:before="0" w:lineRule="auto"/>
@@ -10796,9 +10747,10 @@
           <w:rFonts w:ascii="Times New Roman" w:cs="Times New Roman" w:eastAsia="Times New Roman" w:hAnsi="Times New Roman"/>
           <w:i w:val="1"/>
           <w:color w:val="ff0000"/>
-          <w:rtl w:val="0"/>
-        </w:rPr>
-        <w:t>3</w:t>
+          <w:highlight w:val="yellow"/>
+          <w:rtl w:val="0"/>
+        </w:rPr>
+        <w:t xml:space="preserve">???</w:t>
       </w:r>
       <w:r>
         <w:rPr>
@@ -11190,55 +11142,6 @@
       </w:r>
     </w:p>
     <w:p>
-      <w:pPr/>
-      <w:r>
-        <w:rPr>
-          <w:rFonts w:ascii="Times New Roman" w:hAnsi="Times New Roman"/>
-          <w:i/>
-          <w:color w:val="FF0000"/>
-          <w:sz w:val="24"/>
-        </w:rPr>
-        <w:t>Тропар (г. 3):</w:t>
-      </w:r>
-      <w:r>
-        <w:rPr>
-          <w:rFonts w:ascii="Times New Roman" w:hAnsi="Times New Roman"/>
-          <w:color w:val="FF0000"/>
-          <w:sz w:val="24"/>
-        </w:rPr>
-        <w:t xml:space="preserve"> </w:t>
-      </w:r>
-      <w:r>
-        <w:rPr>
-          <w:rFonts w:ascii="Times New Roman" w:hAnsi="Times New Roman"/>
-          <w:color w:val="000000"/>
-          <w:sz w:val="24"/>
-        </w:rPr>
-        <w:t>Апостоли святі, моліть милостивог</w:t>
-      </w:r>
-      <w:r>
-        <w:rPr>
-          <w:rFonts w:ascii="Times New Roman" w:hAnsi="Times New Roman"/>
-          <w:color w:val="000000"/>
-          <w:sz w:val="24"/>
-        </w:rPr>
-        <w:t>о Бога,* щоб відпущення прогрішень подав душам нашим.</w:t>
-      </w:r>
-    </w:p>
-    <w:p>
-      <w:pPr/>
-      <w:r>
-        <w:rPr>
-          <w:b/>
-        </w:rPr>
-        <w:t xml:space="preserve">Слава, і нині: </w:t>
-      </w:r>
-      <w:r>
-        <w:rPr/>
-        <w:t>богородичний</w:t>
-      </w:r>
-    </w:p>
-    <w:p>
       <w:pPr>
         <w:pStyle w:val="Heading3"/>
         <w:spacing w:after="120" w:before="0" w:lineRule="auto"/>
@@ -11713,55 +11616,6 @@
       </w:r>
     </w:p>
     <w:p>
-      <w:pPr/>
-      <w:r>
-        <w:rPr>
-          <w:rFonts w:ascii="Times New Roman" w:hAnsi="Times New Roman"/>
-          <w:i/>
-          <w:color w:val="FF0000"/>
-          <w:sz w:val="24"/>
-        </w:rPr>
-        <w:t>Тропар (г. 3):</w:t>
-      </w:r>
-      <w:r>
-        <w:rPr>
-          <w:rFonts w:ascii="Times New Roman" w:hAnsi="Times New Roman"/>
-          <w:color w:val="FF0000"/>
-          <w:sz w:val="24"/>
-        </w:rPr>
-        <w:t xml:space="preserve"> </w:t>
-      </w:r>
-      <w:r>
-        <w:rPr>
-          <w:rFonts w:ascii="Times New Roman" w:hAnsi="Times New Roman"/>
-          <w:color w:val="000000"/>
-          <w:sz w:val="24"/>
-        </w:rPr>
-        <w:t>Апостоли святі, моліть милостивог</w:t>
-      </w:r>
-      <w:r>
-        <w:rPr>
-          <w:rFonts w:ascii="Times New Roman" w:hAnsi="Times New Roman"/>
-          <w:color w:val="000000"/>
-          <w:sz w:val="24"/>
-        </w:rPr>
-        <w:t>о Бога,* щоб відпущення прогрішень подав душам нашим.</w:t>
-      </w:r>
-    </w:p>
-    <w:p>
-      <w:pPr/>
-      <w:r>
-        <w:rPr>
-          <w:b/>
-        </w:rPr>
-        <w:t xml:space="preserve">Слава, і нині: </w:t>
-      </w:r>
-      <w:r>
-        <w:rPr/>
-        <w:t>богородичний</w:t>
-      </w:r>
-    </w:p>
-    <w:p>
       <w:pPr>
         <w:pStyle w:val="Heading3"/>
         <w:spacing w:after="120" w:before="0" w:lineRule="auto"/>
@@ -12760,55 +12614,6 @@
       </w:r>
     </w:p>
     <w:p>
-      <w:pPr/>
-      <w:r>
-        <w:rPr>
-          <w:rFonts w:ascii="Times New Roman" w:hAnsi="Times New Roman"/>
-          <w:i/>
-          <w:color w:val="FF0000"/>
-          <w:sz w:val="24"/>
-        </w:rPr>
-        <w:t>Тропар (г. 3):</w:t>
-      </w:r>
-      <w:r>
-        <w:rPr>
-          <w:rFonts w:ascii="Times New Roman" w:hAnsi="Times New Roman"/>
-          <w:color w:val="FF0000"/>
-          <w:sz w:val="24"/>
-        </w:rPr>
-        <w:t xml:space="preserve"> </w:t>
-      </w:r>
-      <w:r>
-        <w:rPr>
-          <w:rFonts w:ascii="Times New Roman" w:hAnsi="Times New Roman"/>
-          <w:color w:val="000000"/>
-          <w:sz w:val="24"/>
-        </w:rPr>
-        <w:t>Апостоли святі, моліть милостивог</w:t>
-      </w:r>
-      <w:r>
-        <w:rPr>
-          <w:rFonts w:ascii="Times New Roman" w:hAnsi="Times New Roman"/>
-          <w:color w:val="000000"/>
-          <w:sz w:val="24"/>
-        </w:rPr>
-        <w:t>о Бога,* щоб відпущення прогрішень подав душам нашим.</w:t>
-      </w:r>
-    </w:p>
-    <w:p>
-      <w:pPr/>
-      <w:r>
-        <w:rPr>
-          <w:b/>
-        </w:rPr>
-        <w:t xml:space="preserve">Слава, і нині: </w:t>
-      </w:r>
-      <w:r>
-        <w:rPr/>
-        <w:t>богородичний</w:t>
-      </w:r>
-    </w:p>
-    <w:p>
       <w:pPr>
         <w:pStyle w:val="Heading3"/>
         <w:spacing w:after="120" w:before="0" w:lineRule="auto"/>
@@ -13192,55 +12997,6 @@
       </w:r>
     </w:p>
     <w:p>
-      <w:pPr/>
-      <w:r>
-        <w:rPr>
-          <w:rFonts w:ascii="Times New Roman" w:hAnsi="Times New Roman"/>
-          <w:i/>
-          <w:color w:val="FF0000"/>
-          <w:sz w:val="24"/>
-        </w:rPr>
-        <w:t>Тропар (г. 3):</w:t>
-      </w:r>
-      <w:r>
-        <w:rPr>
-          <w:rFonts w:ascii="Times New Roman" w:hAnsi="Times New Roman"/>
-          <w:color w:val="FF0000"/>
-          <w:sz w:val="24"/>
-        </w:rPr>
-        <w:t xml:space="preserve"> </w:t>
-      </w:r>
-      <w:r>
-        <w:rPr>
-          <w:rFonts w:ascii="Times New Roman" w:hAnsi="Times New Roman"/>
-          <w:color w:val="000000"/>
-          <w:sz w:val="24"/>
-        </w:rPr>
-        <w:t>Апостоли святі, моліть милостивог</w:t>
-      </w:r>
-      <w:r>
-        <w:rPr>
-          <w:rFonts w:ascii="Times New Roman" w:hAnsi="Times New Roman"/>
-          <w:color w:val="000000"/>
-          <w:sz w:val="24"/>
-        </w:rPr>
-        <w:t>о Бога,* щоб відпущення прогрішень подав душам нашим.</w:t>
-      </w:r>
-    </w:p>
-    <w:p>
-      <w:pPr/>
-      <w:r>
-        <w:rPr>
-          <w:b/>
-        </w:rPr>
-        <w:t xml:space="preserve">Слава, і нині: </w:t>
-      </w:r>
-      <w:r>
-        <w:rPr/>
-        <w:t>богородичний</w:t>
-      </w:r>
-    </w:p>
-    <w:p>
       <w:pPr>
         <w:pStyle w:val="Heading3"/>
         <w:spacing w:after="120" w:before="0" w:lineRule="auto"/>
@@ -14163,55 +13919,6 @@
         <w:rPr>
           <w:rtl w:val="0"/>
         </w:rPr>
-      </w:r>
-    </w:p>
-    <w:p>
-      <w:pPr/>
-      <w:r>
-        <w:rPr>
-          <w:rFonts w:ascii="Times New Roman" w:hAnsi="Times New Roman"/>
-          <w:i/>
-          <w:color w:val="FF0000"/>
-          <w:sz w:val="24"/>
-        </w:rPr>
-        <w:t>Тропар (г. 3):</w:t>
-      </w:r>
-      <w:r>
-        <w:rPr>
-          <w:rFonts w:ascii="Times New Roman" w:hAnsi="Times New Roman"/>
-          <w:color w:val="FF0000"/>
-          <w:sz w:val="24"/>
-        </w:rPr>
-        <w:t xml:space="preserve"> </w:t>
-      </w:r>
-      <w:r>
-        <w:rPr>
-          <w:rFonts w:ascii="Times New Roman" w:hAnsi="Times New Roman"/>
-          <w:color w:val="000000"/>
-          <w:sz w:val="24"/>
-        </w:rPr>
-        <w:t>Апостоли святі, моліть милостивог</w:t>
-      </w:r>
-      <w:r>
-        <w:rPr>
-          <w:rFonts w:ascii="Times New Roman" w:hAnsi="Times New Roman"/>
-          <w:color w:val="000000"/>
-          <w:sz w:val="24"/>
-        </w:rPr>
-        <w:t>о Бога,* щоб відпущення прогрішень подав душам нашим.</w:t>
-      </w:r>
-    </w:p>
-    <w:p>
-      <w:pPr/>
-      <w:r>
-        <w:rPr>
-          <w:b/>
-        </w:rPr>
-        <w:t xml:space="preserve">Слава, і нині: </w:t>
-      </w:r>
-      <w:r>
-        <w:rPr/>
-        <w:t>богородичний</w:t>
       </w:r>
     </w:p>
     <w:p>
@@ -17529,55 +17236,6 @@
         <w:rPr>
           <w:rtl w:val="0"/>
         </w:rPr>
-      </w:r>
-    </w:p>
-    <w:p>
-      <w:pPr/>
-      <w:r>
-        <w:rPr>
-          <w:rFonts w:ascii="Times New Roman" w:hAnsi="Times New Roman"/>
-          <w:i/>
-          <w:color w:val="FF0000"/>
-          <w:sz w:val="24"/>
-        </w:rPr>
-        <w:t>Тропар (г. 3):</w:t>
-      </w:r>
-      <w:r>
-        <w:rPr>
-          <w:rFonts w:ascii="Times New Roman" w:hAnsi="Times New Roman"/>
-          <w:color w:val="FF0000"/>
-          <w:sz w:val="24"/>
-        </w:rPr>
-        <w:t xml:space="preserve"> </w:t>
-      </w:r>
-      <w:r>
-        <w:rPr>
-          <w:rFonts w:ascii="Times New Roman" w:hAnsi="Times New Roman"/>
-          <w:color w:val="000000"/>
-          <w:sz w:val="24"/>
-        </w:rPr>
-        <w:t>Апостоли святі, моліть милостивог</w:t>
-      </w:r>
-      <w:r>
-        <w:rPr>
-          <w:rFonts w:ascii="Times New Roman" w:hAnsi="Times New Roman"/>
-          <w:color w:val="000000"/>
-          <w:sz w:val="24"/>
-        </w:rPr>
-        <w:t>о Бога,* щоб відпущення прогрішень подав душам нашим.</w:t>
-      </w:r>
-    </w:p>
-    <w:p>
-      <w:pPr/>
-      <w:r>
-        <w:rPr>
-          <w:b/>
-        </w:rPr>
-        <w:t xml:space="preserve">Слава, і нині: </w:t>
-      </w:r>
-      <w:r>
-        <w:rPr/>
-        <w:t>богородичний</w:t>
       </w:r>
     </w:p>
     <w:p>

--- a/flow/20230914_vu_template/drafts/2023-11-u/10-ПТ-апп.Єраста, Олімпа.docx
+++ b/flow/20230914_vu_template/drafts/2023-11-u/10-ПТ-апп.Єраста, Олімпа.docx
@@ -4,11 +4,19 @@
   <w:body>
     <w:p>
       <w:r>
+        <w:rPr>
+          <w:rFonts w:ascii="Times New Roman" w:hAnsi="Times New Roman"/>
+          <w:sz w:val="24"/>
+        </w:rPr>
         <w:t>Листопад 10 П'ятниця</w:t>
       </w:r>
     </w:p>
     <w:p>
       <w:r>
+        <w:rPr>
+          <w:rFonts w:ascii="Times New Roman" w:hAnsi="Times New Roman"/>
+          <w:sz w:val="24"/>
+        </w:rPr>
         <w:t>Святих апостолів Ераста, Олімпа, Родіона і тих, що з ними</w:t>
       </w:r>
     </w:p>
